--- a/downloads/sns.docx
+++ b/downloads/sns.docx
@@ -23,7 +23,7 @@
               <a:graphicData uri="http://schemas.openxmlformats.org/drawingml/2006/picture">
                 <pic:pic>
                   <pic:nvPicPr>
-                    <pic:cNvPr id="0" name="image_20260810_145423_d0ecc4a5.png"/>
+                    <pic:cNvPr id="0" name="image_20260810_172321_4e1e2262.png"/>
                     <pic:cNvPicPr/>
                   </pic:nvPicPr>
                   <pic:blipFill>
@@ -48,34 +48,43 @@
     </w:p>
     <w:p>
       <w:r>
-        <w:t>어깨에 곰 한 마리 올라탄 느낌이라면? 지금 내려드릴게요! 🐻💥</w:t>
+        <w:t>어깨가 “나 좀 살려줘…” 하고 말 걸어온 적 있나요? 😂💆‍♀️</w:t>
         <w:br/>
         <w:br/>
         <w:t xml:space="preserve">하루 종일 쌓인 피로,  </w:t>
         <w:br/>
-        <w:t xml:space="preserve">뭉친 어깨와 무거운 다리까지…  </w:t>
+        <w:t xml:space="preserve">굳어버린 목과 어깨,  </w:t>
         <w:br/>
-        <w:t>이제 시원하게 풀어줄 시간입니다 💆‍♀️✨</w:t>
+        <w:t>괜히 예민해진 기분까지!</w:t>
         <w:br/>
         <w:br/>
-        <w:t xml:space="preserve">**7days massage**에서는  </w:t>
+        <w:t xml:space="preserve">이럴 땐 참지 말고  </w:t>
         <w:br/>
-        <w:t xml:space="preserve">전문적인 케어와 편안한 분위기로  </w:t>
+        <w:t xml:space="preserve">7days massage에서  </w:t>
         <w:br/>
-        <w:t>몸도 마음도 가볍게 리프레시해드려요 🌿</w:t>
+        <w:t>몸도 마음도 말랑말랑하게 풀어주세요 🫶✨</w:t>
         <w:br/>
         <w:br/>
-        <w:t xml:space="preserve">“아… 살겠다!” 싶은 그 시원함,  </w:t>
+        <w:t xml:space="preserve">편안한 분위기에서  </w:t>
         <w:br/>
-        <w:t>직접 느껴보세요 😎</w:t>
+        <w:t xml:space="preserve">나를 위한 힐링 타임 제대로 즐기기!  </w:t>
+        <w:br/>
+        <w:t xml:space="preserve">마사지 받고 나면  </w:t>
+        <w:br/>
+        <w:t>“아… 이게 행복이구나” 싶을지도 몰라요 😌💕</w:t>
         <w:br/>
         <w:br/>
-        <w:t xml:space="preserve">오늘의 피로는 오늘 풀기!  </w:t>
+        <w:t xml:space="preserve">오늘도 고생한 내 몸에게  </w:t>
         <w:br/>
-        <w:t>방문 또는 문의는 언제든지 환영합니다 📩📞</w:t>
+        <w:t>작은 선물 하나 해주세요 🎁</w:t>
         <w:br/>
         <w:br/>
-        <w:t>#7daysmassage #마사지샵 #마사지추천 #힐링마사지 #피로회복 #어깨마사지 #전신마사지 #스웨디시마사지 #아로마마사지 #마사지그램 #힐링타임 #바디케어 #스트레스해소 #오늘의힐링 #인스타마사지</w:t>
+        <w:t xml:space="preserve">예약 및 문의는 언제든 편하게 DM 주세요!  </w:t>
+        <w:br/>
+        <w:t>방문하시면 기분 좋은 힐링으로 맞이해드릴게요 😊</w:t>
+        <w:br/>
+        <w:br/>
+        <w:t>#7daysmassage #마사지샵 #마사지 #힐링마사지 #피로회복 #바디케어 #전신마사지 #목어깨마사지 #힐링타임 #마사지추천 #데일리힐링 #스트레스해소 #나를위한시간 #인스타마사지 #마사지그램</w:t>
       </w:r>
     </w:p>
     <w:sectPr>

--- a/downloads/sns.docx
+++ b/downloads/sns.docx
@@ -23,7 +23,7 @@
               <a:graphicData uri="http://schemas.openxmlformats.org/drawingml/2006/picture">
                 <pic:pic>
                   <pic:nvPicPr>
-                    <pic:cNvPr id="0" name="image_20260810_172321_4e1e2262.png"/>
+                    <pic:cNvPr id="0" name="image_20260810_182353_6c50cb50.jpg"/>
                     <pic:cNvPicPr/>
                   </pic:nvPicPr>
                   <pic:blipFill>
@@ -48,43 +48,39 @@
     </w:p>
     <w:p>
       <w:r>
-        <w:t>어깨가 “나 좀 살려줘…” 하고 말 걸어온 적 있나요? 😂💆‍♀️</w:t>
+        <w:t>“어깨가 돌덩이인데… 주인님, 저 좀 살려주세요😵‍💫”</w:t>
         <w:br/>
         <w:br/>
         <w:t xml:space="preserve">하루 종일 쌓인 피로,  </w:t>
         <w:br/>
-        <w:t xml:space="preserve">굳어버린 목과 어깨,  </w:t>
-        <w:br/>
-        <w:t>괜히 예민해진 기분까지!</w:t>
+        <w:t xml:space="preserve">그냥 참고 넘기기엔 너무 억울하잖아요?  </w:t>
         <w:br/>
         <w:br/>
-        <w:t xml:space="preserve">이럴 땐 참지 말고  </w:t>
+        <w:t xml:space="preserve">7day's massage에서  </w:t>
         <w:br/>
-        <w:t xml:space="preserve">7days massage에서  </w:t>
+        <w:t xml:space="preserve">뭉친 근육은 말랑하게,  </w:t>
         <w:br/>
-        <w:t>몸도 마음도 말랑말랑하게 풀어주세요 🫶✨</w:t>
+        <w:t>무거운 몸은 가볍게 풀어드릴게요💆‍♀️✨</w:t>
         <w:br/>
         <w:br/>
-        <w:t xml:space="preserve">편안한 분위기에서  </w:t>
+        <w:t xml:space="preserve">퇴근 후 힐링 타임,  </w:t>
         <w:br/>
-        <w:t xml:space="preserve">나를 위한 힐링 타임 제대로 즐기기!  </w:t>
+        <w:t xml:space="preserve">주말 나를 위한 선물,  </w:t>
         <w:br/>
-        <w:t xml:space="preserve">마사지 받고 나면  </w:t>
-        <w:br/>
-        <w:t>“아… 이게 행복이구나” 싶을지도 몰라요 😌💕</w:t>
+        <w:t xml:space="preserve">스트레스 탈출 코스까지 준비 완료!  </w:t>
         <w:br/>
         <w:br/>
         <w:t xml:space="preserve">오늘도 고생한 내 몸에게  </w:t>
         <w:br/>
-        <w:t>작은 선물 하나 해주세요 🎁</w:t>
+        <w:t>“수고했어” 한마디와 함께 마사지 선물해보세요🫶</w:t>
         <w:br/>
         <w:br/>
-        <w:t xml:space="preserve">예약 및 문의는 언제든 편하게 DM 주세요!  </w:t>
+        <w:t xml:space="preserve">편하게 방문하시거나 문의 주세요!  </w:t>
         <w:br/>
-        <w:t>방문하시면 기분 좋은 힐링으로 맞이해드릴게요 😊</w:t>
+        <w:t>당신의 피로 퇴근을 도와드릴게요😆</w:t>
         <w:br/>
         <w:br/>
-        <w:t>#7daysmassage #마사지샵 #마사지 #힐링마사지 #피로회복 #바디케어 #전신마사지 #목어깨마사지 #힐링타임 #마사지추천 #데일리힐링 #스트레스해소 #나를위한시간 #인스타마사지 #마사지그램</w:t>
+        <w:t>#마사지샵 #마사지추천 #힐링마사지 #피로회복 #스트레스해소 #전신마사지 #어깨마사지 #목마사지 #허리마사지 #퇴근후힐링 #주말힐링 #바디케어 #마사지그램 #힐링타임 #7daysmassage</w:t>
       </w:r>
     </w:p>
     <w:sectPr>

--- a/downloads/sns.docx
+++ b/downloads/sns.docx
@@ -23,7 +23,7 @@
               <a:graphicData uri="http://schemas.openxmlformats.org/drawingml/2006/picture">
                 <pic:pic>
                   <pic:nvPicPr>
-                    <pic:cNvPr id="0" name="image_20260810_182353_6c50cb50.jpg"/>
+                    <pic:cNvPr id="0" name="image_20260810_185549_9243eeb1.jpg"/>
                     <pic:cNvPicPr/>
                   </pic:nvPicPr>
                   <pic:blipFill>
@@ -48,39 +48,34 @@
     </w:p>
     <w:p>
       <w:r>
-        <w:t>“어깨가 돌덩이인데… 주인님, 저 좀 살려주세요😵‍💫”</w:t>
+        <w:t>어깨가 “퇴근 좀 시켜줘…”라고 말하고 있다면? 😵‍💫💥</w:t>
         <w:br/>
         <w:br/>
         <w:t xml:space="preserve">하루 종일 쌓인 피로,  </w:t>
         <w:br/>
-        <w:t xml:space="preserve">그냥 참고 넘기기엔 너무 억울하잖아요?  </w:t>
+        <w:t xml:space="preserve">괜히 버티지 말고  </w:t>
+        <w:br/>
+        <w:t>**7day's massage**에서 말랑하게 풀어주세요 💆‍♀️✨</w:t>
         <w:br/>
         <w:br/>
-        <w:t xml:space="preserve">7day's massage에서  </w:t>
+        <w:t xml:space="preserve">뭉친 어깨, 뻐근한 허리,  </w:t>
         <w:br/>
-        <w:t xml:space="preserve">뭉친 근육은 말랑하게,  </w:t>
+        <w:t xml:space="preserve">무거운 다리까지!  </w:t>
         <w:br/>
-        <w:t>무거운 몸은 가볍게 풀어드릴게요💆‍♀️✨</w:t>
+        <w:t>내 몸이 기다리던 힐링 타임이 바로 여기 있습니다 😌</w:t>
         <w:br/>
         <w:br/>
-        <w:t xml:space="preserve">퇴근 후 힐링 타임,  </w:t>
+        <w:t xml:space="preserve">재밌게 일하고, 제대로 쉬어야죠!  </w:t>
         <w:br/>
-        <w:t xml:space="preserve">주말 나를 위한 선물,  </w:t>
-        <w:br/>
-        <w:t xml:space="preserve">스트레스 탈출 코스까지 준비 완료!  </w:t>
+        <w:t>오늘의 피로는 오늘 풀기 🫶</w:t>
         <w:br/>
         <w:br/>
-        <w:t xml:space="preserve">오늘도 고생한 내 몸에게  </w:t>
+        <w:t xml:space="preserve">지금 바로 방문 또는 문의 주세요 📩  </w:t>
         <w:br/>
-        <w:t>“수고했어” 한마디와 함께 마사지 선물해보세요🫶</w:t>
+        <w:t>편안한 시간으로 안내해드릴게요!</w:t>
         <w:br/>
         <w:br/>
-        <w:t xml:space="preserve">편하게 방문하시거나 문의 주세요!  </w:t>
-        <w:br/>
-        <w:t>당신의 피로 퇴근을 도와드릴게요😆</w:t>
-        <w:br/>
-        <w:br/>
-        <w:t>#마사지샵 #마사지추천 #힐링마사지 #피로회복 #스트레스해소 #전신마사지 #어깨마사지 #목마사지 #허리마사지 #퇴근후힐링 #주말힐링 #바디케어 #마사지그램 #힐링타임 #7daysmassage</w:t>
+        <w:t>#마사지 #마사지샵 #7daysmassage #힐링 #피로회복 #어깨마사지 #전신마사지 #아로마마사지 #스포츠마사지 #바디케어 #힐링타임 #휴식 #데이트코스 #직장인추천 #인스타마사지</w:t>
       </w:r>
     </w:p>
     <w:sectPr>

--- a/downloads/sns.docx
+++ b/downloads/sns.docx
@@ -12,70 +12,41 @@
     </w:p>
     <w:p>
       <w:r>
-        <w:drawing>
-          <wp:inline xmlns:a="http://schemas.openxmlformats.org/drawingml/2006/main" xmlns:pic="http://schemas.openxmlformats.org/drawingml/2006/picture">
-            <wp:extent cx="5029200" cy="5029200"/>
-            <wp:docPr id="1" name="Picture 1"/>
-            <wp:cNvGraphicFramePr>
-              <a:graphicFrameLocks noChangeAspect="1"/>
-            </wp:cNvGraphicFramePr>
-            <a:graphic>
-              <a:graphicData uri="http://schemas.openxmlformats.org/drawingml/2006/picture">
-                <pic:pic>
-                  <pic:nvPicPr>
-                    <pic:cNvPr id="0" name="image_20260810_185549_9243eeb1.jpg"/>
-                    <pic:cNvPicPr/>
-                  </pic:nvPicPr>
-                  <pic:blipFill>
-                    <a:blip r:embed="rId9"/>
-                    <a:stretch>
-                      <a:fillRect/>
-                    </a:stretch>
-                  </pic:blipFill>
-                  <pic:spPr>
-                    <a:xfrm>
-                      <a:off x="0" y="0"/>
-                      <a:ext cx="5029200" cy="5029200"/>
-                    </a:xfrm>
-                    <a:prstGeom prst="rect"/>
-                  </pic:spPr>
-                </pic:pic>
-              </a:graphicData>
-            </a:graphic>
-          </wp:inline>
-        </w:drawing>
-      </w:r>
-    </w:p>
-    <w:p>
-      <w:r>
-        <w:t>어깨가 “퇴근 좀 시켜줘…”라고 말하고 있다면? 😵‍💫💥</w:t>
+        <w:t>어깨에 돌덩이 얹고 출근하신 분들, 손 들어보세요 🙋‍♀️🙋‍♂️</w:t>
         <w:br/>
         <w:br/>
-        <w:t xml:space="preserve">하루 종일 쌓인 피로,  </w:t>
+        <w:t xml:space="preserve">오늘도 버틴 내 몸에게  </w:t>
         <w:br/>
-        <w:t xml:space="preserve">괜히 버티지 말고  </w:t>
+        <w:t xml:space="preserve">“고생했다” 한마디만 하지 말고  </w:t>
         <w:br/>
-        <w:t>**7day's massage**에서 말랑하게 풀어주세요 💆‍♀️✨</w:t>
+        <w:t>진짜 휴식을 선물해 주세요 ✨</w:t>
         <w:br/>
         <w:br/>
-        <w:t xml:space="preserve">뭉친 어깨, 뻐근한 허리,  </w:t>
+        <w:t xml:space="preserve">7day's massage에서는  </w:t>
         <w:br/>
-        <w:t xml:space="preserve">무거운 다리까지!  </w:t>
+        <w:t xml:space="preserve">뭉친 어깨, 무거운 허리, 피곤한 다리까지  </w:t>
         <w:br/>
-        <w:t>내 몸이 기다리던 힐링 타임이 바로 여기 있습니다 😌</w:t>
+        <w:t>시원하게 풀어드릴 준비 완료! 💆‍♀️💆‍♂️</w:t>
         <w:br/>
         <w:br/>
-        <w:t xml:space="preserve">재밌게 일하고, 제대로 쉬어야죠!  </w:t>
+        <w:t xml:space="preserve">마사지 받고 나면?  </w:t>
         <w:br/>
-        <w:t>오늘의 피로는 오늘 풀기 🫶</w:t>
+        <w:t xml:space="preserve">몸은 가벼워지고  </w:t>
+        <w:br/>
+        <w:t>표정은 자동 미소 모드 😆</w:t>
         <w:br/>
         <w:br/>
-        <w:t xml:space="preserve">지금 바로 방문 또는 문의 주세요 📩  </w:t>
+        <w:t xml:space="preserve">하루의 피로를 리셋하고 싶다면  </w:t>
         <w:br/>
-        <w:t>편안한 시간으로 안내해드릴게요!</w:t>
+        <w:t>지금 7day's massage로 방문해 보세요!</w:t>
         <w:br/>
         <w:br/>
-        <w:t>#마사지 #마사지샵 #7daysmassage #힐링 #피로회복 #어깨마사지 #전신마사지 #아로마마사지 #스포츠마사지 #바디케어 #힐링타임 #휴식 #데이트코스 #직장인추천 #인스타마사지</w:t>
+        <w:t xml:space="preserve">예약 및 문의는 언제든지 편하게 주세요 📩  </w:t>
+        <w:br/>
+        <w:t>오늘의 힐링 타임, 놓치지 마세요 🌿</w:t>
+        <w:br/>
+        <w:br/>
+        <w:t>#마사지샵 #마사지추천 #힐링마사지 #피로회복 #전신마사지 #아로마마사지 #스포츠마사지 #커플마사지 #마사지스타그램 #힐링타임 #몸관리 #어깨뭉침 #허리피로 #7daysmassage #오늘의힐링</w:t>
       </w:r>
     </w:p>
     <w:sectPr>

--- a/downloads/sns.docx
+++ b/downloads/sns.docx
@@ -12,41 +12,68 @@
     </w:p>
     <w:p>
       <w:r>
-        <w:t>어깨에 돌덩이 얹고 출근하신 분들, 손 들어보세요 🙋‍♀️🙋‍♂️</w:t>
+        <w:drawing>
+          <wp:inline xmlns:a="http://schemas.openxmlformats.org/drawingml/2006/main" xmlns:pic="http://schemas.openxmlformats.org/drawingml/2006/picture">
+            <wp:extent cx="5029200" cy="5029200"/>
+            <wp:docPr id="1" name="Picture 1"/>
+            <wp:cNvGraphicFramePr>
+              <a:graphicFrameLocks noChangeAspect="1"/>
+            </wp:cNvGraphicFramePr>
+            <a:graphic>
+              <a:graphicData uri="http://schemas.openxmlformats.org/drawingml/2006/picture">
+                <pic:pic>
+                  <pic:nvPicPr>
+                    <pic:cNvPr id="0" name="image_20260811_133307_917e3083.jpg"/>
+                    <pic:cNvPicPr/>
+                  </pic:nvPicPr>
+                  <pic:blipFill>
+                    <a:blip r:embed="rId9"/>
+                    <a:stretch>
+                      <a:fillRect/>
+                    </a:stretch>
+                  </pic:blipFill>
+                  <pic:spPr>
+                    <a:xfrm>
+                      <a:off x="0" y="0"/>
+                      <a:ext cx="5029200" cy="5029200"/>
+                    </a:xfrm>
+                    <a:prstGeom prst="rect"/>
+                  </pic:spPr>
+                </pic:pic>
+              </a:graphicData>
+            </a:graphic>
+          </wp:inline>
+        </w:drawing>
+      </w:r>
+    </w:p>
+    <w:p>
+      <w:r>
+        <w:t>어깨에 곰 한 마리 올라탄 분들… 지금 바로 체포합니다 🐻🚨</w:t>
         <w:br/>
         <w:br/>
-        <w:t xml:space="preserve">오늘도 버틴 내 몸에게  </w:t>
+        <w:t xml:space="preserve">오늘도 뭉친 목, 뻐근한 허리, 돌덩이 같은 어깨로 버티고 있다면  </w:t>
         <w:br/>
-        <w:t xml:space="preserve">“고생했다” 한마디만 하지 말고  </w:t>
-        <w:br/>
-        <w:t>진짜 휴식을 선물해 주세요 ✨</w:t>
+        <w:t>이제 참지 말고 **7day's massage**에서 풀어주세요! 💆‍♀️✨</w:t>
         <w:br/>
         <w:br/>
-        <w:t xml:space="preserve">7day's massage에서는  </w:t>
+        <w:t xml:space="preserve">하루 종일 고생한 내 몸에게  </w:t>
         <w:br/>
-        <w:t xml:space="preserve">뭉친 어깨, 무거운 허리, 피곤한 다리까지  </w:t>
-        <w:br/>
-        <w:t>시원하게 풀어드릴 준비 완료! 💆‍♀️💆‍♂️</w:t>
+        <w:t>“수고했어” 대신 “마사지 받자” 한마디면 끝 😎</w:t>
         <w:br/>
         <w:br/>
-        <w:t xml:space="preserve">마사지 받고 나면?  </w:t>
+        <w:t xml:space="preserve">편안한 분위기에서  </w:t>
         <w:br/>
-        <w:t xml:space="preserve">몸은 가벼워지고  </w:t>
+        <w:t xml:space="preserve">몸도 마음도 말랑말랑하게 힐링 타임!  </w:t>
         <w:br/>
-        <w:t>표정은 자동 미소 모드 😆</w:t>
+        <w:t>스트레스는 내려놓고, 개운함은 챙겨가세요 🙌</w:t>
         <w:br/>
         <w:br/>
-        <w:t xml:space="preserve">하루의 피로를 리셋하고 싶다면  </w:t>
+        <w:t xml:space="preserve">오늘도 열심히 산 당신, 마사지 받을 자격 충분합니다 💛  </w:t>
         <w:br/>
-        <w:t>지금 7day's massage로 방문해 보세요!</w:t>
+        <w:t>방문 예약 및 문의는 언제든 편하게 연락 주세요!</w:t>
         <w:br/>
         <w:br/>
-        <w:t xml:space="preserve">예약 및 문의는 언제든지 편하게 주세요 📩  </w:t>
-        <w:br/>
-        <w:t>오늘의 힐링 타임, 놓치지 마세요 🌿</w:t>
-        <w:br/>
-        <w:br/>
-        <w:t>#마사지샵 #마사지추천 #힐링마사지 #피로회복 #전신마사지 #아로마마사지 #스포츠마사지 #커플마사지 #마사지스타그램 #힐링타임 #몸관리 #어깨뭉침 #허리피로 #7daysmassage #오늘의힐링</w:t>
+        <w:t>#마사지샵 #마사지 #마사지추천 #힐링 #힐링타임 #피로회복 #어깨마사지 #목마사지 #허리마사지 #전신마사지 #스트레스해소 #몸관리 #휴식스타그램 #인스타마사지 #7daysmassage</w:t>
       </w:r>
     </w:p>
     <w:sectPr>

--- a/downloads/sns.docx
+++ b/downloads/sns.docx
@@ -23,7 +23,7 @@
               <a:graphicData uri="http://schemas.openxmlformats.org/drawingml/2006/picture">
                 <pic:pic>
                   <pic:nvPicPr>
-                    <pic:cNvPr id="0" name="image_20260811_133307_917e3083.jpg"/>
+                    <pic:cNvPr id="0" name="image_20260811_134410_29afc4f6.jpg"/>
                     <pic:cNvPicPr/>
                   </pic:nvPicPr>
                   <pic:blipFill>
@@ -48,32 +48,39 @@
     </w:p>
     <w:p>
       <w:r>
-        <w:t>어깨에 곰 한 마리 올라탄 분들… 지금 바로 체포합니다 🐻🚨</w:t>
+        <w:t>“어깨가 돌덩이인데… 혹시 전생에 거북목이셨나요? 🐢💥”</w:t>
         <w:br/>
         <w:br/>
-        <w:t xml:space="preserve">오늘도 뭉친 목, 뻐근한 허리, 돌덩이 같은 어깨로 버티고 있다면  </w:t>
+        <w:t xml:space="preserve">하루 종일 앉아있고,  </w:t>
         <w:br/>
-        <w:t>이제 참지 말고 **7day's massage**에서 풀어주세요! 💆‍♀️✨</w:t>
+        <w:t xml:space="preserve">폰 보고, 일하고, 또 폰 보고…  </w:t>
+        <w:br/>
+        <w:t>내 몸이 “제발 살려줘!” 외치는 순간 😵‍💫</w:t>
         <w:br/>
         <w:br/>
-        <w:t xml:space="preserve">하루 종일 고생한 내 몸에게  </w:t>
+        <w:t xml:space="preserve">그럴 땐 **7day's massage**에서  </w:t>
         <w:br/>
-        <w:t>“수고했어” 대신 “마사지 받자” 한마디면 끝 😎</w:t>
+        <w:t>뭉친 근육은 풀고, 피로는 퇴근시켜요 💆‍♀️✨</w:t>
         <w:br/>
         <w:br/>
-        <w:t xml:space="preserve">편안한 분위기에서  </w:t>
+        <w:t xml:space="preserve">부드럽지만 제대로!  </w:t>
         <w:br/>
-        <w:t xml:space="preserve">몸도 마음도 말랑말랑하게 힐링 타임!  </w:t>
+        <w:t xml:space="preserve">시원하지만 무리 없이!  </w:t>
         <w:br/>
-        <w:t>스트레스는 내려놓고, 개운함은 챙겨가세요 🙌</w:t>
+        <w:t>몸이 “아 이거지~” 하는 마사지 타임 😌</w:t>
         <w:br/>
         <w:br/>
-        <w:t xml:space="preserve">오늘도 열심히 산 당신, 마사지 받을 자격 충분합니다 💛  </w:t>
+        <w:t xml:space="preserve">오늘도 열심히 버틴 나에게  </w:t>
         <w:br/>
-        <w:t>방문 예약 및 문의는 언제든 편하게 연락 주세요!</w:t>
+        <w:t>작은 휴식을 선물해보세요 🎁</w:t>
         <w:br/>
         <w:br/>
-        <w:t>#마사지샵 #마사지 #마사지추천 #힐링 #힐링타임 #피로회복 #어깨마사지 #목마사지 #허리마사지 #전신마사지 #스트레스해소 #몸관리 #휴식스타그램 #인스타마사지 #7daysmassage</w:t>
+        <w:t xml:space="preserve">📩 예약 및 문의는 지금 바로 DM 또는 전화로!  </w:t>
+        <w:br/>
+        <w:t>편하게 방문해 주세요 😊</w:t>
+        <w:br/>
+        <w:br/>
+        <w:t>#마사지샵 #마사지 #7daysmassage #세븐데이즈마사지 #힐링마사지 #피로회복 #어깨마사지 #목마사지 #전신마사지 #바디케어 #힐링타임 #일상힐링 #마사지추천 #인스타마사지 #휴식스타그램</w:t>
       </w:r>
     </w:p>
     <w:sectPr>

--- a/downloads/sns.docx
+++ b/downloads/sns.docx
@@ -23,7 +23,7 @@
               <a:graphicData uri="http://schemas.openxmlformats.org/drawingml/2006/picture">
                 <pic:pic>
                   <pic:nvPicPr>
-                    <pic:cNvPr id="0" name="image_20260811_134410_29afc4f6.jpg"/>
+                    <pic:cNvPr id="0" name="image_20260812_081247_e1f1a521.jpg"/>
                     <pic:cNvPicPr/>
                   </pic:nvPicPr>
                   <pic:blipFill>
@@ -48,39 +48,39 @@
     </w:p>
     <w:p>
       <w:r>
-        <w:t>“어깨가 돌덩이인데… 혹시 전생에 거북목이셨나요? 🐢💥”</w:t>
+        <w:t>어깨가 돌덩이인데 아직도 “괜찮아”라고요? 😳🪨</w:t>
         <w:br/>
         <w:br/>
-        <w:t xml:space="preserve">하루 종일 앉아있고,  </w:t>
+        <w:t xml:space="preserve">오늘도 열일한 내 몸에게  </w:t>
         <w:br/>
-        <w:t xml:space="preserve">폰 보고, 일하고, 또 폰 보고…  </w:t>
-        <w:br/>
-        <w:t>내 몸이 “제발 살려줘!” 외치는 순간 😵‍💫</w:t>
+        <w:t>칭찬 대신 마사지 선물 어때요? 💆‍♀️💆‍♂️✨</w:t>
         <w:br/>
         <w:br/>
-        <w:t xml:space="preserve">그럴 땐 **7day's massage**에서  </w:t>
+        <w:t xml:space="preserve">7day's massage에서  </w:t>
         <w:br/>
-        <w:t>뭉친 근육은 풀고, 피로는 퇴근시켜요 💆‍♀️✨</w:t>
+        <w:t xml:space="preserve">뭉친 어깨는 말랑하게,  </w:t>
+        <w:br/>
+        <w:t>쌓인 피로는 살살 녹여드릴게요 🫶</w:t>
         <w:br/>
         <w:br/>
-        <w:t xml:space="preserve">부드럽지만 제대로!  </w:t>
+        <w:t xml:space="preserve">“아… 여기 눕길 잘했다…”  </w:t>
         <w:br/>
-        <w:t xml:space="preserve">시원하지만 무리 없이!  </w:t>
-        <w:br/>
-        <w:t>몸이 “아 이거지~” 하는 마사지 타임 😌</w:t>
+        <w:t>이 말이 자동으로 나오는 힐링 타임 😌💛</w:t>
         <w:br/>
         <w:br/>
-        <w:t xml:space="preserve">오늘도 열심히 버틴 나에게  </w:t>
+        <w:t xml:space="preserve">웃음도 편안함도 챙기는  </w:t>
         <w:br/>
-        <w:t>작은 휴식을 선물해보세요 🎁</w:t>
+        <w:t>사랑스러운 힐링 공간, 7day's massage!</w:t>
         <w:br/>
         <w:br/>
-        <w:t xml:space="preserve">📩 예약 및 문의는 지금 바로 DM 또는 전화로!  </w:t>
+        <w:t xml:space="preserve">오늘 피곤했다면 고민 말고  </w:t>
         <w:br/>
-        <w:t>편하게 방문해 주세요 😊</w:t>
+        <w:t xml:space="preserve">방문 또는 문의 주세요 📩  </w:t>
+        <w:br/>
+        <w:t>내 몸이 먼저 박수 칠지도 몰라요 👏😂</w:t>
         <w:br/>
         <w:br/>
-        <w:t>#마사지샵 #마사지 #7daysmassage #세븐데이즈마사지 #힐링마사지 #피로회복 #어깨마사지 #목마사지 #전신마사지 #바디케어 #힐링타임 #일상힐링 #마사지추천 #인스타마사지 #휴식스타그램</w:t>
+        <w:t>#마사지샵 #마사지추천 #힐링마사지 #피로회복 #어깨마사지 #전신마사지 #마사지그램 #틱톡마사지 #힐링타임 #몸관리 #스트레스해소 #7daysmassage #마사지맛집 #일상힐링 #방문문의환영</w:t>
       </w:r>
     </w:p>
     <w:sectPr>

--- a/downloads/sns.docx
+++ b/downloads/sns.docx
@@ -23,7 +23,7 @@
               <a:graphicData uri="http://schemas.openxmlformats.org/drawingml/2006/picture">
                 <pic:pic>
                   <pic:nvPicPr>
-                    <pic:cNvPr id="0" name="image_20260812_081247_e1f1a521.jpg"/>
+                    <pic:cNvPr id="0" name="image_20260812_200622_6ebd92c8.jpg"/>
                     <pic:cNvPicPr/>
                   </pic:nvPicPr>
                   <pic:blipFill>
@@ -48,39 +48,41 @@
     </w:p>
     <w:p>
       <w:r>
-        <w:t>어깨가 돌덩이인데 아직도 “괜찮아”라고요? 😳🪨</w:t>
+        <w:t>✨“여기 카페 분위기 뭐야… 오래 있고 싶잖아?”✨</w:t>
         <w:br/>
         <w:br/>
-        <w:t xml:space="preserve">오늘도 열일한 내 몸에게  </w:t>
+        <w:t xml:space="preserve">깨끗하고 포근한 공간에서  </w:t>
         <w:br/>
-        <w:t>칭찬 대신 마사지 선물 어때요? 💆‍♀️💆‍♂️✨</w:t>
+        <w:t xml:space="preserve">맛있는 커피 한 잔☕  </w:t>
+        <w:br/>
+        <w:t>달콤한 디저트까지 즐기고 싶다면?</w:t>
         <w:br/>
         <w:br/>
-        <w:t xml:space="preserve">7day's massage에서  </w:t>
-        <w:br/>
-        <w:t xml:space="preserve">뭉친 어깨는 말랑하게,  </w:t>
-        <w:br/>
-        <w:t>쌓인 피로는 살살 녹여드릴게요 🫶</w:t>
+        <w:t>여기는 **별다방**입니다 🌙</w:t>
         <w:br/>
         <w:br/>
-        <w:t xml:space="preserve">“아… 여기 눕길 잘했다…”  </w:t>
+        <w:t xml:space="preserve">밝고 예쁜 알바생의 친절한 응대와  </w:t>
         <w:br/>
-        <w:t>이 말이 자동으로 나오는 힐링 타임 😌💛</w:t>
+        <w:t xml:space="preserve">깔끔한 매장 분위기,  </w:t>
+        <w:br/>
+        <w:t>그리고 매일 생각나는 커피 &amp; 디저트 조합까지 🍰🤎</w:t>
         <w:br/>
         <w:br/>
-        <w:t xml:space="preserve">웃음도 편안함도 챙기는  </w:t>
+        <w:t xml:space="preserve">혼자 와서 힐링하기에도 좋고,  </w:t>
         <w:br/>
-        <w:t>사랑스러운 힐링 공간, 7day's massage!</w:t>
+        <w:t xml:space="preserve">친구랑 수다 떨기에도 딱 좋은  </w:t>
+        <w:br/>
+        <w:t>오래 머물고 싶은 카페예요 🫶</w:t>
         <w:br/>
         <w:br/>
-        <w:t xml:space="preserve">오늘 피곤했다면 고민 말고  </w:t>
+        <w:t xml:space="preserve">오늘 카페 어디 갈지 고민 중이라면  </w:t>
         <w:br/>
-        <w:t xml:space="preserve">방문 또는 문의 주세요 📩  </w:t>
+        <w:t xml:space="preserve">별다방으로 놀러오세요!  </w:t>
         <w:br/>
-        <w:t>내 몸이 먼저 박수 칠지도 몰라요 👏😂</w:t>
+        <w:t>방문 문의도 언제든 환영합니다 😊</w:t>
         <w:br/>
         <w:br/>
-        <w:t>#마사지샵 #마사지추천 #힐링마사지 #피로회복 #어깨마사지 #전신마사지 #마사지그램 #틱톡마사지 #힐링타임 #몸관리 #스트레스해소 #7daysmassage #마사지맛집 #일상힐링 #방문문의환영</w:t>
+        <w:t>#별다방 #카페추천 #틱톡카페 #감성카페 #예쁜카페 #디저트카페 #커피맛집 #카페투어 #카페데이트 #힐링카페 #오래있고싶은카페 #동네카페 #맛있는커피 #달콤한디저트 #오늘의카페</w:t>
       </w:r>
     </w:p>
     <w:sectPr>

--- a/downloads/sns.docx
+++ b/downloads/sns.docx
@@ -23,7 +23,7 @@
               <a:graphicData uri="http://schemas.openxmlformats.org/drawingml/2006/picture">
                 <pic:pic>
                   <pic:nvPicPr>
-                    <pic:cNvPr id="0" name="image_20260812_200622_6ebd92c8.jpg"/>
+                    <pic:cNvPr id="0" name="image_20260813_093456_71456057.jpg"/>
                     <pic:cNvPicPr/>
                   </pic:nvPicPr>
                   <pic:blipFill>
@@ -48,41 +48,43 @@
     </w:p>
     <w:p>
       <w:r>
-        <w:t>✨“여기 카페 분위기 뭐야… 오래 있고 싶잖아?”✨</w:t>
+        <w:t>통증, 참고 넘기면 더 오래 불편해질 수 있습니다 🚨</w:t>
         <w:br/>
         <w:br/>
-        <w:t xml:space="preserve">깨끗하고 포근한 공간에서  </w:t>
+        <w:t xml:space="preserve">어깨·무릎·허리·손목 통증부터  </w:t>
         <w:br/>
-        <w:t xml:space="preserve">맛있는 커피 한 잔☕  </w:t>
-        <w:br/>
-        <w:t>달콤한 디저트까지 즐기고 싶다면?</w:t>
+        <w:t>스포츠 손상, 관절 불편감까지</w:t>
         <w:br/>
         <w:br/>
-        <w:t>여기는 **별다방**입니다 🌙</w:t>
+        <w:t xml:space="preserve">삼성필정형외과의원은  </w:t>
+        <w:br/>
+        <w:t xml:space="preserve">정형외과 전문의가 직접 진료하며  </w:t>
+        <w:br/>
+        <w:t xml:space="preserve">환자분의 상태를 꼼꼼히 확인한 뒤  </w:t>
+        <w:br/>
+        <w:t>꼭 필요한 치료만 안내해드립니다 😊</w:t>
         <w:br/>
         <w:br/>
-        <w:t xml:space="preserve">밝고 예쁜 알바생의 친절한 응대와  </w:t>
+        <w:t xml:space="preserve">과잉진료는 줄이고,  </w:t>
         <w:br/>
-        <w:t xml:space="preserve">깔끔한 매장 분위기,  </w:t>
-        <w:br/>
-        <w:t>그리고 매일 생각나는 커피 &amp; 디저트 조합까지 🍰🤎</w:t>
+        <w:t>정확한 진단과 필요한 치료에 집중하는 곳.</w:t>
         <w:br/>
         <w:br/>
-        <w:t xml:space="preserve">혼자 와서 힐링하기에도 좋고,  </w:t>
+        <w:t xml:space="preserve">깨끗하고 깔끔한 진료 환경과  </w:t>
         <w:br/>
-        <w:t xml:space="preserve">친구랑 수다 떨기에도 딱 좋은  </w:t>
+        <w:t xml:space="preserve">친절한 응대로 편안하게 내원하실 수 있도록  </w:t>
         <w:br/>
-        <w:t>오래 머물고 싶은 카페예요 🫶</w:t>
+        <w:t>늘 세심하게 준비하겠습니다 ✨</w:t>
         <w:br/>
         <w:br/>
-        <w:t xml:space="preserve">오늘 카페 어디 갈지 고민 중이라면  </w:t>
+        <w:t xml:space="preserve">통증이 반복되거나 불편함이 지속된다면  </w:t>
         <w:br/>
-        <w:t xml:space="preserve">별다방으로 놀러오세요!  </w:t>
+        <w:t xml:space="preserve">혼자 고민하지 마시고  </w:t>
         <w:br/>
-        <w:t>방문 문의도 언제든 환영합니다 😊</w:t>
+        <w:t>삼성필정형외과의원으로 문의해 주세요 📞</w:t>
         <w:br/>
         <w:br/>
-        <w:t>#별다방 #카페추천 #틱톡카페 #감성카페 #예쁜카페 #디저트카페 #커피맛집 #카페투어 #카페데이트 #힐링카페 #오래있고싶은카페 #동네카페 #맛있는커피 #달콤한디저트 #오늘의카페</w:t>
+        <w:t>#삼성필정형외과의원 #정형외과 #정형외과전문의 #관절통증 #허리통증 #무릎통증 #어깨통증 #손목통증 #목통증 #스포츠손상 #통증치료 #비수술치료 #과잉진료없는병원 #친절한병원 #정형외과추천</w:t>
       </w:r>
     </w:p>
     <w:sectPr>

--- a/downloads/sns.docx
+++ b/downloads/sns.docx
@@ -23,7 +23,7 @@
               <a:graphicData uri="http://schemas.openxmlformats.org/drawingml/2006/picture">
                 <pic:pic>
                   <pic:nvPicPr>
-                    <pic:cNvPr id="0" name="image_20260813_093456_71456057.jpg"/>
+                    <pic:cNvPr id="0" name="image_20260813_104009_207751da.jpg"/>
                     <pic:cNvPicPr/>
                   </pic:nvPicPr>
                   <pic:blipFill>
@@ -48,43 +48,44 @@
     </w:p>
     <w:p>
       <w:r>
-        <w:t>통증, 참고 넘기면 더 오래 불편해질 수 있습니다 🚨</w:t>
+        <w:t>파타야에서 다리보다 먼저 “살려줘…” 외치는 건 바로 어깨입니다 😂</w:t>
         <w:br/>
         <w:br/>
-        <w:t xml:space="preserve">어깨·무릎·허리·손목 통증부터  </w:t>
+        <w:t xml:space="preserve">여행은 즐거운데,  </w:t>
         <w:br/>
-        <w:t>스포츠 손상, 관절 불편감까지</w:t>
+        <w:t xml:space="preserve">비행기 피로 + 쇼핑 + 해변 산책까지 하면  </w:t>
+        <w:br/>
+        <w:t>몸은 이미 풀충전이 아니라 방전 상태 🔋💦</w:t>
         <w:br/>
         <w:br/>
-        <w:t xml:space="preserve">삼성필정형외과의원은  </w:t>
+        <w:t xml:space="preserve">그럴 땐 **7day's massage**에서  </w:t>
         <w:br/>
-        <w:t xml:space="preserve">정형외과 전문의가 직접 진료하며  </w:t>
-        <w:br/>
-        <w:t xml:space="preserve">환자분의 상태를 꼼꼼히 확인한 뒤  </w:t>
-        <w:br/>
-        <w:t>꼭 필요한 치료만 안내해드립니다 😊</w:t>
+        <w:t>시원하게 피로를 풀어보세요! 💆‍♀️💆‍♂️</w:t>
         <w:br/>
         <w:br/>
-        <w:t xml:space="preserve">과잉진료는 줄이고,  </w:t>
+        <w:t xml:space="preserve">편안한 분위기에서  </w:t>
         <w:br/>
-        <w:t>정확한 진단과 필요한 치료에 집중하는 곳.</w:t>
+        <w:t xml:space="preserve">여행 중 쌓인 뭉침과 피로를 싹~ 풀고  </w:t>
+        <w:br/>
+        <w:t>다시 파타야를 즐길 에너지 충전 완료 ✨</w:t>
         <w:br/>
         <w:br/>
-        <w:t xml:space="preserve">깨끗하고 깔끔한 진료 환경과  </w:t>
+        <w:t xml:space="preserve">“오늘은 그냥 쉬고 싶다…” 싶은 날,  </w:t>
         <w:br/>
-        <w:t xml:space="preserve">친절한 응대로 편안하게 내원하실 수 있도록  </w:t>
-        <w:br/>
-        <w:t>늘 세심하게 준비하겠습니다 ✨</w:t>
+        <w:t>마사지 한 번이면 기분까지 리셋됩니다 😌🌿</w:t>
         <w:br/>
         <w:br/>
-        <w:t xml:space="preserve">통증이 반복되거나 불편함이 지속된다면  </w:t>
+        <w:t xml:space="preserve">파타야에서 마사지 찾고 계신다면  </w:t>
         <w:br/>
-        <w:t xml:space="preserve">혼자 고민하지 마시고  </w:t>
-        <w:br/>
-        <w:t>삼성필정형외과의원으로 문의해 주세요 📞</w:t>
+        <w:t>**7day's massage**로 편하게 방문해 주세요!</w:t>
         <w:br/>
         <w:br/>
-        <w:t>#삼성필정형외과의원 #정형외과 #정형외과전문의 #관절통증 #허리통증 #무릎통증 #어깨통증 #손목통증 #목통증 #스포츠손상 #통증치료 #비수술치료 #과잉진료없는병원 #친절한병원 #정형외과추천</w:t>
+        <w:t xml:space="preserve">문의도 언제든 환영합니다 📩  </w:t>
+        <w:br/>
+        <w:t>지금 바로 메시지 주세요 😊</w:t>
+        <w:br/>
+        <w:br/>
+        <w:t>#파타야마사지 #파타야여행 #파타야마사지샵 #태국마사지 #파타야추천 #파타야힐링 #파타야자유여행 #마사지추천 #태국여행 #파타야핫플 #힐링타임 #여행피로해소 #파타야스파 #7daysmassage #파타야문의</w:t>
       </w:r>
     </w:p>
     <w:sectPr>

--- a/downloads/sns.docx
+++ b/downloads/sns.docx
@@ -23,7 +23,7 @@
               <a:graphicData uri="http://schemas.openxmlformats.org/drawingml/2006/picture">
                 <pic:pic>
                   <pic:nvPicPr>
-                    <pic:cNvPr id="0" name="image_20260813_104009_207751da.jpg"/>
+                    <pic:cNvPr id="0" name="image_20260813_182635_e8d92821.jpg"/>
                     <pic:cNvPicPr/>
                   </pic:nvPicPr>
                   <pic:blipFill>
@@ -48,44 +48,39 @@
     </w:p>
     <w:p>
       <w:r>
-        <w:t>파타야에서 다리보다 먼저 “살려줘…” 외치는 건 바로 어깨입니다 😂</w:t>
+        <w:t>마사지 받고 나면… 내 어깨가 “나 다시 태어났어!” 함 😆✨</w:t>
         <w:br/>
         <w:br/>
-        <w:t xml:space="preserve">여행은 즐거운데,  </w:t>
+        <w:t xml:space="preserve">하루 종일 뭉친 목, 어깨, 허리  </w:t>
         <w:br/>
-        <w:t xml:space="preserve">비행기 피로 + 쇼핑 + 해변 산책까지 하면  </w:t>
-        <w:br/>
-        <w:t>몸은 이미 풀충전이 아니라 방전 상태 🔋💦</w:t>
+        <w:t>그냥 두면 몸이 삐걱삐걱 로봇 모드 🤖💦</w:t>
         <w:br/>
         <w:br/>
-        <w:t xml:space="preserve">그럴 땐 **7day's massage**에서  </w:t>
+        <w:t xml:space="preserve">그래서 준비한 힐링 타임!  </w:t>
         <w:br/>
-        <w:t>시원하게 피로를 풀어보세요! 💆‍♀️💆‍♂️</w:t>
+        <w:t xml:space="preserve">**7day's massage**에서  </w:t>
+        <w:br/>
+        <w:t>부드럽고 시원하게 몸과 마음을 풀어보세요 💆‍♀️💆‍♂️</w:t>
         <w:br/>
         <w:br/>
-        <w:t xml:space="preserve">편안한 분위기에서  </w:t>
+        <w:t xml:space="preserve">피곤함은 내려놓고  </w:t>
         <w:br/>
-        <w:t xml:space="preserve">여행 중 쌓인 뭉침과 피로를 싹~ 풀고  </w:t>
+        <w:t xml:space="preserve">개운함은 챙겨가기 🎁  </w:t>
         <w:br/>
-        <w:t>다시 파타야를 즐길 에너지 충전 완료 ✨</w:t>
+        <w:t>오늘의 나에게 주는 귀여운 선물 어때요? 🥰</w:t>
         <w:br/>
         <w:br/>
-        <w:t xml:space="preserve">“오늘은 그냥 쉬고 싶다…” 싶은 날,  </w:t>
+        <w:t xml:space="preserve">잠깐의 마사지가  </w:t>
         <w:br/>
-        <w:t>마사지 한 번이면 기분까지 리셋됩니다 😌🌿</w:t>
+        <w:t xml:space="preserve">하루 기분을 통째로 바꿔줄지도 몰라요!  </w:t>
         <w:br/>
         <w:br/>
-        <w:t xml:space="preserve">파타야에서 마사지 찾고 계신다면  </w:t>
+        <w:t xml:space="preserve">지금 바로 방문 또는 문의 주세요 📩  </w:t>
         <w:br/>
-        <w:t>**7day's massage**로 편하게 방문해 주세요!</w:t>
+        <w:t>여러분의 뭉친 하루, 저희가 말랑하게 만들어드릴게요 💛</w:t>
         <w:br/>
         <w:br/>
-        <w:t xml:space="preserve">문의도 언제든 환영합니다 📩  </w:t>
-        <w:br/>
-        <w:t>지금 바로 메시지 주세요 😊</w:t>
-        <w:br/>
-        <w:br/>
-        <w:t>#파타야마사지 #파타야여행 #파타야마사지샵 #태국마사지 #파타야추천 #파타야힐링 #파타야자유여행 #마사지추천 #태국여행 #파타야핫플 #힐링타임 #여행피로해소 #파타야스파 #7daysmassage #파타야문의</w:t>
+        <w:t>#마사지 #마사지샵 #힐링 #힐링타임 #피로회복 #스트레스해소 #목어깨마사지 #전신마사지 #마사지추천 #틱톡맛집 #일상힐링 #관리하는삶 #나를위한시간 #7daysmassage #마사지그램</w:t>
       </w:r>
     </w:p>
     <w:sectPr>

--- a/downloads/sns.docx
+++ b/downloads/sns.docx
@@ -12,75 +12,33 @@
     </w:p>
     <w:p>
       <w:r>
-        <w:drawing>
-          <wp:inline xmlns:a="http://schemas.openxmlformats.org/drawingml/2006/main" xmlns:pic="http://schemas.openxmlformats.org/drawingml/2006/picture">
-            <wp:extent cx="5029200" cy="5029200"/>
-            <wp:docPr id="1" name="Picture 1"/>
-            <wp:cNvGraphicFramePr>
-              <a:graphicFrameLocks noChangeAspect="1"/>
-            </wp:cNvGraphicFramePr>
-            <a:graphic>
-              <a:graphicData uri="http://schemas.openxmlformats.org/drawingml/2006/picture">
-                <pic:pic>
-                  <pic:nvPicPr>
-                    <pic:cNvPr id="0" name="image_20260813_182635_e8d92821.jpg"/>
-                    <pic:cNvPicPr/>
-                  </pic:nvPicPr>
-                  <pic:blipFill>
-                    <a:blip r:embed="rId9"/>
-                    <a:stretch>
-                      <a:fillRect/>
-                    </a:stretch>
-                  </pic:blipFill>
-                  <pic:spPr>
-                    <a:xfrm>
-                      <a:off x="0" y="0"/>
-                      <a:ext cx="5029200" cy="5029200"/>
-                    </a:xfrm>
-                    <a:prstGeom prst="rect"/>
-                  </pic:spPr>
-                </pic:pic>
-              </a:graphicData>
-            </a:graphic>
-          </wp:inline>
-        </w:drawing>
-      </w:r>
-    </w:p>
-    <w:p>
-      <w:r>
-        <w:t>마사지 받고 나면… 내 어깨가 “나 다시 태어났어!” 함 😆✨</w:t>
+        <w:t>🏃‍♀️ Run smarter, laugh harder, and stay injury-free!</w:t>
         <w:br/>
         <w:br/>
-        <w:t xml:space="preserve">하루 종일 뭉친 목, 어깨, 허리  </w:t>
-        <w:br/>
-        <w:t>그냥 두면 몸이 삐걱삐걱 로봇 모드 🤖💦</w:t>
+        <w:t>At 런바디스튜디오, running is more than just mileage — it’s a fun, structured, and supportive experience led by a former national team coach 🏅</w:t>
         <w:br/>
         <w:br/>
-        <w:t xml:space="preserve">그래서 준비한 힐링 타임!  </w:t>
-        <w:br/>
-        <w:t xml:space="preserve">**7day's massage**에서  </w:t>
-        <w:br/>
-        <w:t>부드럽고 시원하게 몸과 마음을 풀어보세요 💆‍♀️💆‍♂️</w:t>
+        <w:t>Whether you’re a beginner or looking to improve your pace, our running club helps you build better form, strength, and confidence without unnecessary injuries 💪✨</w:t>
         <w:br/>
         <w:br/>
-        <w:t xml:space="preserve">피곤함은 내려놓고  </w:t>
+        <w:t xml:space="preserve">✅ Systematic coaching  </w:t>
         <w:br/>
-        <w:t xml:space="preserve">개운함은 챙겨가기 🎁  </w:t>
+        <w:t xml:space="preserve">✅ Fun group sessions  </w:t>
         <w:br/>
-        <w:t>오늘의 나에게 주는 귀여운 선물 어때요? 🥰</w:t>
+        <w:t xml:space="preserve">✅ Injury-prevention focused training  </w:t>
+        <w:br/>
+        <w:t xml:space="preserve">✅ Guidance from an elite former national athlete  </w:t>
         <w:br/>
         <w:br/>
-        <w:t xml:space="preserve">잠깐의 마사지가  </w:t>
+        <w:t xml:space="preserve">Ready to enjoy running the right way?  </w:t>
         <w:br/>
-        <w:t xml:space="preserve">하루 기분을 통째로 바꿔줄지도 몰라요!  </w:t>
+        <w:t>Join 런바디스튜디오 and take your next step with us! 👟</w:t>
         <w:br/>
         <w:br/>
-        <w:t xml:space="preserve">지금 바로 방문 또는 문의 주세요 📩  </w:t>
-        <w:br/>
-        <w:t>여러분의 뭉친 하루, 저희가 말랑하게 만들어드릴게요 💛</w:t>
+        <w:t>📩 DM us to learn more or book your first session today!</w:t>
         <w:br/>
         <w:br/>
-        <w:t>#마사지 #마사지샵 #힐링 #힐링타임 #피로회복 #스트레스해소 #목어깨마사지 #전신마사지 #마사지추천 #틱톡맛집 #일상힐링 #관리하는삶 #나를위한시간 #7daysmassage #마사지그램</w:t>
+        <w:t>#RunningClub #RunTraining #RunningCommunity #RunSmarter #InjuryFreeRunning #RunningCoach #BeginnerRunner #RunningMotivation #RunTogether #HealthyRunning #FitnessCommunity #RunLife #MarathonTraining #런바디스튜디오 #InstagramRunning</w:t>
       </w:r>
     </w:p>
     <w:sectPr>
